--- a/testkit/parity/pdfium/c2_paper2col.docx
+++ b/testkit/parity/pdfium/c2_paper2col.docx
@@ -23,8 +23,8 @@
     </w:p>
     <w:p>
       <w:pPr>
-        <w:spacing w:before="178" w:after="0" w:lineRule="exact" w:line="264"/>
-        <w:ind w:left="3528" w:firstLine="58"/>
+        <w:spacing w:before="210" w:after="0" w:lineRule="exact" w:line="232"/>
+        <w:ind w:left="3586"/>
         <w:jc w:val="left"/>
       </w:pPr>
       <w:r>
@@ -46,8 +46,15 @@
           <w:sz w:val="14"/>
           <w:vertAlign w:val="superscript"/>
         </w:rPr>
-        <w:t xml:space="preserve">1 </w:t>
+        <w:t>1</w:t>
       </w:r>
+    </w:p>
+    <w:p>
+      <w:pPr>
+        <w:spacing w:before="50" w:after="0" w:lineRule="exact" w:line="208"/>
+        <w:ind w:left="3528"/>
+        <w:jc w:val="left"/>
+      </w:pPr>
       <w:r>
         <w:rPr>
           <w:rFonts w:ascii="Arial" w:hAnsi="Arial" w:cs="Arial" w:eastAsia="Arial"/>
@@ -61,7 +68,7 @@
     </w:p>
     <w:p>
       <w:pPr>
-        <w:spacing w:before="138" w:after="0" w:lineRule="exact" w:line="40"/>
+        <w:spacing w:before="142" w:after="0" w:lineRule="exact" w:line="40"/>
         <w:pBdr>
           <w:top w:val="nil"/>
           <w:left w:val="nil"/>
@@ -198,154 +205,8 @@
     </w:p>
     <w:p>
       <w:pPr>
-        <w:spacing w:before="70" w:after="0" w:lineRule="exact" w:line="316"/>
-        <w:ind w:left="2"/>
-        <w:jc w:val="both"/>
-      </w:pPr>
-      <w:r>
-        <w:rPr>
-          <w:rFonts w:ascii="Georgia" w:hAnsi="Georgia" w:cs="Georgia" w:eastAsia="Georgia"/>
-          <w:b w:val="0"/>
-          <w:i w:val="0"/>
-          <w:color w:val="1A1A1A"/>
-          <w:sz w:val="21"/>
-        </w:rPr>
-        <w:t xml:space="preserve">Retrieval quality degrades non-linearly as the </w:t>
-      </w:r>
-      <w:r>
-        <w:rPr>
-          <w:rFonts w:ascii="Georgia" w:hAnsi="Georgia" w:cs="Georgia" w:eastAsia="Georgia"/>
-          <w:b w:val="0"/>
-          <w:i w:val="0"/>
-          <w:color w:val="1A1A1A"/>
-          <w:sz w:val="21"/>
-        </w:rPr>
-        <w:t xml:space="preserve">corpus grows past the point where the embedding </w:t>
-      </w:r>
-      <w:r>
-        <w:rPr>
-          <w:rFonts w:ascii="Georgia" w:hAnsi="Georgia" w:cs="Georgia" w:eastAsia="Georgia"/>
-          <w:b w:val="0"/>
-          <w:i w:val="0"/>
-          <w:color w:val="1A1A1A"/>
-          <w:sz w:val="21"/>
-        </w:rPr>
-        <w:t xml:space="preserve">model was calibrated, and the failure is quiet: </w:t>
-      </w:r>
-      <w:r>
-        <w:rPr>
-          <w:rFonts w:ascii="Georgia" w:hAnsi="Georgia" w:cs="Georgia" w:eastAsia="Georgia"/>
-          <w:b w:val="0"/>
-          <w:i w:val="0"/>
-          <w:color w:val="1A1A1A"/>
-          <w:sz w:val="21"/>
-        </w:rPr>
-        <w:t>recall stays flat while precision collapses in the</w:t>
-      </w:r>
-    </w:p>
-    <w:p>
-      <w:pPr>
-        <w:spacing w:before="0" w:after="0" w:lineRule="exact" w:line="300"/>
-        <w:jc w:val="both"/>
-      </w:pPr>
-      <w:r>
-        <w:rPr>
-          <w:rFonts w:ascii="Georgia" w:hAnsi="Georgia" w:cs="Georgia" w:eastAsia="Georgia"/>
-          <w:b w:val="0"/>
-          <w:i w:val="0"/>
-          <w:color w:val="1A1A1A"/>
-          <w:sz w:val="21"/>
-        </w:rPr>
-        <w:t xml:space="preserve">tail. Teams that measure only average relevance </w:t>
-      </w:r>
-      <w:r>
-        <w:rPr>
-          <w:rFonts w:ascii="Georgia" w:hAnsi="Georgia" w:cs="Georgia" w:eastAsia="Georgia"/>
-          <w:b w:val="0"/>
-          <w:i w:val="0"/>
-          <w:color w:val="1A1A1A"/>
-          <w:sz w:val="21"/>
-        </w:rPr>
-        <w:t>will not see it.</w:t>
-      </w:r>
-    </w:p>
-    <w:p>
-      <w:pPr>
-        <w:spacing w:before="164" w:after="0" w:lineRule="exact" w:line="300"/>
-        <w:jc w:val="both"/>
-      </w:pPr>
-      <w:r>
-        <w:rPr>
-          <w:rFonts w:ascii="Georgia" w:hAnsi="Georgia" w:cs="Georgia" w:eastAsia="Georgia"/>
-          <w:b w:val="0"/>
-          <w:i w:val="0"/>
-          <w:color w:val="1A1A1A"/>
-          <w:sz w:val="21"/>
-        </w:rPr>
-        <w:t xml:space="preserve">The mitigation is unglamorous. Chunk boundaries </w:t>
-      </w:r>
-      <w:r>
-        <w:rPr>
-          <w:rFonts w:ascii="Georgia" w:hAnsi="Georgia" w:cs="Georgia" w:eastAsia="Georgia"/>
-          <w:b w:val="0"/>
-          <w:i w:val="0"/>
-          <w:color w:val="1A1A1A"/>
-          <w:sz w:val="21"/>
-        </w:rPr>
-        <w:t xml:space="preserve">must respect document structure rather than </w:t>
-      </w:r>
-      <w:r>
-        <w:rPr>
-          <w:rFonts w:ascii="Georgia" w:hAnsi="Georgia" w:cs="Georgia" w:eastAsia="Georgia"/>
-          <w:b w:val="0"/>
-          <w:i w:val="0"/>
-          <w:color w:val="1A1A1A"/>
-          <w:sz w:val="21"/>
-        </w:rPr>
-        <w:t xml:space="preserve">token counts, and the reranker has to be trained </w:t>
-      </w:r>
-      <w:r>
-        <w:rPr>
-          <w:rFonts w:ascii="Georgia" w:hAnsi="Georgia" w:cs="Georgia" w:eastAsia="Georgia"/>
-          <w:b w:val="0"/>
-          <w:i w:val="0"/>
-          <w:color w:val="1A1A1A"/>
-          <w:sz w:val="21"/>
-        </w:rPr>
-        <w:t xml:space="preserve">on the same distribution it will serve. Everything </w:t>
-      </w:r>
-      <w:r>
-        <w:rPr>
-          <w:rFonts w:ascii="Georgia" w:hAnsi="Georgia" w:cs="Georgia" w:eastAsia="Georgia"/>
-          <w:b w:val="0"/>
-          <w:i w:val="0"/>
-          <w:color w:val="1A1A1A"/>
-          <w:sz w:val="21"/>
-        </w:rPr>
-        <w:t>else is tuning.</w:t>
-      </w:r>
-    </w:p>
-    <w:p>
-      <w:pPr>
-        <w:spacing w:before="308" w:after="0" w:lineRule="exact" w:line="266"/>
+        <w:spacing w:before="86" w:after="0" w:lineRule="exact" w:line="300"/>
         <w:jc w:val="left"/>
-      </w:pPr>
-      <w:r>
-        <w:rPr>
-          <w:rFonts w:ascii="Arial" w:hAnsi="Arial" w:cs="Arial" w:eastAsia="Arial"/>
-          <w:b/>
-          <w:i w:val="0"/>
-          <w:color w:val="1A1A1A"/>
-          <w:sz w:val="23"/>
-        </w:rPr>
-        <w:t>2 Method</w:t>
-      </w:r>
-    </w:p>
-    <w:p>
-      <w:pPr>
-        <w:spacing w:before="100" w:after="0" w:lineRule="exact" w:line="300"/>
-        <w:ind w:left="2"/>
-        <w:jc w:val="both"/>
       </w:pPr>
       <w:r>
         <w:rPr>
@@ -405,78 +266,8 @@
           <w:color w:val="1A1A1A"/>
           <w:sz w:val="21"/>
         </w:rPr>
-        <w:t>will not see it.</w:t>
+        <w:t xml:space="preserve">will not see it. </w:t>
       </w:r>
-    </w:p>
-    <w:p>
-      <w:pPr>
-        <w:spacing w:before="236" w:after="0" w:lineRule="exact" w:line="244"/>
-        <w:jc w:val="left"/>
-      </w:pPr>
-      <w:r>
-        <w:rPr>
-          <w:rFonts w:ascii="Georgia" w:hAnsi="Georgia" w:cs="Georgia" w:eastAsia="Georgia"/>
-          <w:b w:val="0"/>
-          <w:i w:val="0"/>
-          <w:color w:val="1A1A1A"/>
-          <w:sz w:val="21"/>
-        </w:rPr>
-        <w:t xml:space="preserve">We define the boundary score </w:t>
-      </w:r>
-      <w:r>
-        <w:rPr>
-          <w:rFonts w:ascii="Georgia" w:hAnsi="Georgia" w:cs="Georgia" w:eastAsia="Georgia"/>
-          <w:b w:val="0"/>
-          <w:i/>
-          <w:color w:val="1A1A1A"/>
-          <w:sz w:val="21"/>
-        </w:rPr>
-        <w:t xml:space="preserve">s(i) </w:t>
-      </w:r>
-      <w:r>
-        <w:rPr>
-          <w:rFonts w:ascii="Georgia" w:hAnsi="Georgia" w:cs="Georgia" w:eastAsia="Georgia"/>
-          <w:b w:val="0"/>
-          <w:i w:val="0"/>
-          <w:color w:val="1A1A1A"/>
-          <w:sz w:val="21"/>
-        </w:rPr>
-        <w:t>as a weighted</w:t>
-      </w:r>
-    </w:p>
-    <w:p>
-      <w:pPr>
-        <w:spacing w:before="82" w:after="0" w:lineRule="exact" w:line="244"/>
-        <w:ind w:left="2"/>
-        <w:jc w:val="left"/>
-      </w:pPr>
-      <w:r>
-        <w:rPr>
-          <w:rFonts w:ascii="Georgia" w:hAnsi="Georgia" w:cs="Georgia" w:eastAsia="Georgia"/>
-          <w:b w:val="0"/>
-          <w:i w:val="0"/>
-          <w:color w:val="1A1A1A"/>
-          <w:sz w:val="21"/>
-        </w:rPr>
-        <w:t>sum of heading depth and sentence terminality.</w:t>
-      </w:r>
-      <w:r>
-        <w:rPr>
-          <w:rFonts w:ascii="Georgia" w:hAnsi="Georgia" w:cs="Georgia" w:eastAsia="Georgia"/>
-          <w:b w:val="0"/>
-          <w:i w:val="0"/>
-          <w:color w:val="1A1A1A"/>
-          <w:sz w:val="14"/>
-          <w:vertAlign w:val="superscript"/>
-        </w:rPr>
-        <w:t>3</w:t>
-      </w:r>
-    </w:p>
-    <w:p>
-      <w:pPr>
-        <w:spacing w:before="156" w:after="0" w:lineRule="exact" w:line="300"/>
-        <w:jc w:val="both"/>
-      </w:pPr>
       <w:r>
         <w:rPr>
           <w:rFonts w:ascii="Georgia" w:hAnsi="Georgia" w:cs="Georgia" w:eastAsia="Georgia"/>
@@ -495,40 +286,8 @@
           <w:color w:val="1A1A1A"/>
           <w:sz w:val="21"/>
         </w:rPr>
-        <w:t>must respect document structure rather than</w:t>
+        <w:t xml:space="preserve">must respect document structure rather than </w:t>
       </w:r>
-    </w:p>
-    <w:p>
-      <w:pPr>
-        <w:spacing w:before="0" w:after="0" w:lineRule="exact" w:line="20"/>
-      </w:pPr>
-      <w:r>
-        <w:br w:type="column"/>
-      </w:r>
-    </w:p>
-    <w:p>
-      <w:pPr>
-        <w:spacing w:before="0" w:after="0" w:lineRule="exact" w:line="162"/>
-        <w:ind w:left="1000"/>
-        <w:jc w:val="left"/>
-      </w:pPr>
-      <w:r>
-        <w:rPr>
-          <w:rFonts w:ascii="Arial" w:hAnsi="Arial" w:cs="Arial" w:eastAsia="Arial"/>
-          <w:b w:val="0"/>
-          <w:i w:val="0"/>
-          <w:color w:val="1A1A1A"/>
-          <w:sz w:val="14"/>
-          <w:vertAlign w:val="superscript"/>
-        </w:rPr>
-        <w:t>2</w:t>
-      </w:r>
-    </w:p>
-    <w:p>
-      <w:pPr>
-        <w:spacing w:before="2534" w:after="0" w:lineRule="exact" w:line="300"/>
-        <w:jc w:val="left"/>
-      </w:pPr>
       <w:r>
         <w:rPr>
           <w:rFonts w:ascii="Georgia" w:hAnsi="Georgia" w:cs="Georgia" w:eastAsia="Georgia"/>
@@ -562,7 +321,7 @@
     </w:p>
     <w:p>
       <w:pPr>
-        <w:spacing w:before="308" w:after="0" w:lineRule="exact" w:line="266"/>
+        <w:spacing w:before="502" w:after="0" w:lineRule="exact" w:line="266"/>
         <w:jc w:val="left"/>
       </w:pPr>
       <w:r>
@@ -573,12 +332,12 @@
           <w:color w:val="1A1A1A"/>
           <w:sz w:val="23"/>
         </w:rPr>
-        <w:t>3 Results</w:t>
+        <w:t>2 Method</w:t>
       </w:r>
     </w:p>
     <w:p>
       <w:pPr>
-        <w:spacing w:before="142" w:after="0" w:lineRule="exact" w:line="244"/>
+        <w:spacing w:before="100" w:after="0" w:lineRule="exact" w:line="300"/>
         <w:jc w:val="left"/>
       </w:pPr>
       <w:r>
@@ -589,14 +348,8 @@
           <w:color w:val="1A1A1A"/>
           <w:sz w:val="21"/>
         </w:rPr>
-        <w:t>Retrieval quality degrades non-linearly as the</w:t>
+        <w:t xml:space="preserve">Retrieval quality degrades non-linearly as the </w:t>
       </w:r>
-    </w:p>
-    <w:p>
-      <w:pPr>
-        <w:spacing w:before="16" w:after="0" w:lineRule="exact" w:line="300"/>
-        <w:jc w:val="left"/>
-      </w:pPr>
       <w:r>
         <w:rPr>
           <w:rFonts w:ascii="Georgia" w:hAnsi="Georgia" w:cs="Georgia" w:eastAsia="Georgia"/>
@@ -635,12 +388,52 @@
           <w:color w:val="1A1A1A"/>
           <w:sz w:val="21"/>
         </w:rPr>
-        <w:t>tail. Teams that measure only average relevance</w:t>
+        <w:t xml:space="preserve">tail. Teams that measure only average relevance </w:t>
+      </w:r>
+      <w:r>
+        <w:rPr>
+          <w:rFonts w:ascii="Georgia" w:hAnsi="Georgia" w:cs="Georgia" w:eastAsia="Georgia"/>
+          <w:b w:val="0"/>
+          <w:i w:val="0"/>
+          <w:color w:val="1A1A1A"/>
+          <w:sz w:val="21"/>
+        </w:rPr>
+        <w:t xml:space="preserve">will not see it. </w:t>
+      </w:r>
+      <w:r>
+        <w:rPr>
+          <w:rFonts w:ascii="Georgia" w:hAnsi="Georgia" w:cs="Georgia" w:eastAsia="Georgia"/>
+          <w:b w:val="0"/>
+          <w:i w:val="0"/>
+          <w:color w:val="1A1A1A"/>
+          <w:sz w:val="21"/>
+        </w:rPr>
+        <w:t xml:space="preserve">We define the boundary score </w:t>
+      </w:r>
+      <w:r>
+        <w:rPr>
+          <w:rFonts w:ascii="Georgia" w:hAnsi="Georgia" w:cs="Georgia" w:eastAsia="Georgia"/>
+          <w:b w:val="0"/>
+          <w:i/>
+          <w:color w:val="1A1A1A"/>
+          <w:sz w:val="21"/>
+        </w:rPr>
+        <w:t xml:space="preserve">s(i) </w:t>
+      </w:r>
+      <w:r>
+        <w:rPr>
+          <w:rFonts w:ascii="Georgia" w:hAnsi="Georgia" w:cs="Georgia" w:eastAsia="Georgia"/>
+          <w:b w:val="0"/>
+          <w:i w:val="0"/>
+          <w:color w:val="1A1A1A"/>
+          <w:sz w:val="21"/>
+        </w:rPr>
+        <w:t>as a weighted</w:t>
       </w:r>
     </w:p>
     <w:p>
       <w:pPr>
-        <w:spacing w:before="72" w:after="0" w:lineRule="exact" w:line="244"/>
+        <w:spacing w:before="50" w:after="0" w:lineRule="exact" w:line="456"/>
         <w:jc w:val="left"/>
       </w:pPr>
       <w:r>
@@ -651,14 +444,186 @@
           <w:color w:val="1A1A1A"/>
           <w:sz w:val="21"/>
         </w:rPr>
-        <w:t>will not see it.</w:t>
+        <w:t>sum of heading depth and sentence terminality.</w:t>
+      </w:r>
+      <w:r>
+        <w:rPr>
+          <w:rFonts w:ascii="Georgia" w:hAnsi="Georgia" w:cs="Georgia" w:eastAsia="Georgia"/>
+          <w:b w:val="0"/>
+          <w:i w:val="0"/>
+          <w:color w:val="1A1A1A"/>
+          <w:sz w:val="14"/>
+          <w:vertAlign w:val="superscript"/>
+        </w:rPr>
+        <w:t xml:space="preserve">3 </w:t>
+      </w:r>
+      <w:r>
+        <w:rPr>
+          <w:rFonts w:ascii="Georgia" w:hAnsi="Georgia" w:cs="Georgia" w:eastAsia="Georgia"/>
+          <w:b w:val="0"/>
+          <w:i w:val="0"/>
+          <w:color w:val="1A1A1A"/>
+          <w:sz w:val="21"/>
+        </w:rPr>
+        <w:t xml:space="preserve">The mitigation is unglamorous. Chunk boundaries </w:t>
+      </w:r>
+      <w:r>
+        <w:rPr>
+          <w:rFonts w:ascii="Georgia" w:hAnsi="Georgia" w:cs="Georgia" w:eastAsia="Georgia"/>
+          <w:b w:val="0"/>
+          <w:i w:val="0"/>
+          <w:color w:val="1A1A1A"/>
+          <w:sz w:val="21"/>
+        </w:rPr>
+        <w:t>must respect document structure rather than</w:t>
       </w:r>
     </w:p>
     <w:p>
       <w:pPr>
-        <w:spacing w:before="164" w:after="0" w:lineRule="exact" w:line="300"/>
+        <w:spacing w:before="0" w:after="0" w:lineRule="exact" w:line="20"/>
+      </w:pPr>
+      <w:r>
+        <w:br w:type="column"/>
+      </w:r>
+    </w:p>
+    <w:p>
+      <w:pPr>
+        <w:spacing w:before="0" w:after="0" w:lineRule="exact" w:line="162"/>
+        <w:ind w:left="1020"/>
         <w:jc w:val="left"/>
       </w:pPr>
+      <w:r>
+        <w:rPr>
+          <w:rFonts w:ascii="Arial" w:hAnsi="Arial" w:cs="Arial" w:eastAsia="Arial"/>
+          <w:b w:val="0"/>
+          <w:i w:val="0"/>
+          <w:color w:val="1A1A1A"/>
+          <w:sz w:val="14"/>
+          <w:vertAlign w:val="superscript"/>
+        </w:rPr>
+        <w:t>2</w:t>
+      </w:r>
+    </w:p>
+    <w:p>
+      <w:pPr>
+        <w:spacing w:before="2534" w:after="0" w:lineRule="exact" w:line="300"/>
+        <w:ind w:left="8"/>
+        <w:jc w:val="both"/>
+      </w:pPr>
+      <w:r>
+        <w:rPr>
+          <w:rFonts w:ascii="Georgia" w:hAnsi="Georgia" w:cs="Georgia" w:eastAsia="Georgia"/>
+          <w:b w:val="0"/>
+          <w:i w:val="0"/>
+          <w:color w:val="1A1A1A"/>
+          <w:sz w:val="21"/>
+        </w:rPr>
+        <w:t xml:space="preserve">token counts, and the reranker has to be trained </w:t>
+      </w:r>
+      <w:r>
+        <w:rPr>
+          <w:rFonts w:ascii="Georgia" w:hAnsi="Georgia" w:cs="Georgia" w:eastAsia="Georgia"/>
+          <w:b w:val="0"/>
+          <w:i w:val="0"/>
+          <w:color w:val="1A1A1A"/>
+          <w:sz w:val="21"/>
+        </w:rPr>
+        <w:t xml:space="preserve">on the same distribution it will serve. Everything </w:t>
+      </w:r>
+      <w:r>
+        <w:rPr>
+          <w:rFonts w:ascii="Georgia" w:hAnsi="Georgia" w:cs="Georgia" w:eastAsia="Georgia"/>
+          <w:b w:val="0"/>
+          <w:i w:val="0"/>
+          <w:color w:val="1A1A1A"/>
+          <w:sz w:val="21"/>
+        </w:rPr>
+        <w:t>else is tuning.</w:t>
+      </w:r>
+    </w:p>
+    <w:p>
+      <w:pPr>
+        <w:spacing w:before="308" w:after="0" w:lineRule="exact" w:line="266"/>
+        <w:ind w:left="16"/>
+        <w:jc w:val="left"/>
+      </w:pPr>
+      <w:r>
+        <w:rPr>
+          <w:rFonts w:ascii="Arial" w:hAnsi="Arial" w:cs="Arial" w:eastAsia="Arial"/>
+          <w:b/>
+          <w:i w:val="0"/>
+          <w:color w:val="1A1A1A"/>
+          <w:sz w:val="23"/>
+        </w:rPr>
+        <w:t>3 Results</w:t>
+      </w:r>
+    </w:p>
+    <w:p>
+      <w:pPr>
+        <w:spacing w:before="86" w:after="0" w:lineRule="exact" w:line="300"/>
+        <w:ind w:left="8"/>
+        <w:jc w:val="left"/>
+      </w:pPr>
+      <w:r>
+        <w:rPr>
+          <w:rFonts w:ascii="Georgia" w:hAnsi="Georgia" w:cs="Georgia" w:eastAsia="Georgia"/>
+          <w:b w:val="0"/>
+          <w:i w:val="0"/>
+          <w:color w:val="1A1A1A"/>
+          <w:sz w:val="21"/>
+        </w:rPr>
+        <w:t xml:space="preserve">Retrieval quality degrades non-linearly as the </w:t>
+      </w:r>
+      <w:r>
+        <w:rPr>
+          <w:rFonts w:ascii="Georgia" w:hAnsi="Georgia" w:cs="Georgia" w:eastAsia="Georgia"/>
+          <w:b w:val="0"/>
+          <w:i w:val="0"/>
+          <w:color w:val="1A1A1A"/>
+          <w:sz w:val="21"/>
+        </w:rPr>
+        <w:t xml:space="preserve">corpus grows past the point where the embedding </w:t>
+      </w:r>
+      <w:r>
+        <w:rPr>
+          <w:rFonts w:ascii="Georgia" w:hAnsi="Georgia" w:cs="Georgia" w:eastAsia="Georgia"/>
+          <w:b w:val="0"/>
+          <w:i w:val="0"/>
+          <w:color w:val="1A1A1A"/>
+          <w:sz w:val="21"/>
+        </w:rPr>
+        <w:t xml:space="preserve">model was calibrated, and the failure is quiet: </w:t>
+      </w:r>
+      <w:r>
+        <w:rPr>
+          <w:rFonts w:ascii="Georgia" w:hAnsi="Georgia" w:cs="Georgia" w:eastAsia="Georgia"/>
+          <w:b w:val="0"/>
+          <w:i w:val="0"/>
+          <w:color w:val="1A1A1A"/>
+          <w:sz w:val="21"/>
+        </w:rPr>
+        <w:t xml:space="preserve">recall stays flat while precision collapses in the </w:t>
+      </w:r>
+      <w:r>
+        <w:rPr>
+          <w:rFonts w:ascii="Georgia" w:hAnsi="Georgia" w:cs="Georgia" w:eastAsia="Georgia"/>
+          <w:b w:val="0"/>
+          <w:i w:val="0"/>
+          <w:color w:val="1A1A1A"/>
+          <w:sz w:val="21"/>
+        </w:rPr>
+        <w:t xml:space="preserve">tail. Teams that measure only average relevance </w:t>
+      </w:r>
+      <w:r>
+        <w:rPr>
+          <w:rFonts w:ascii="Georgia" w:hAnsi="Georgia" w:cs="Georgia" w:eastAsia="Georgia"/>
+          <w:b w:val="0"/>
+          <w:i w:val="0"/>
+          <w:color w:val="1A1A1A"/>
+          <w:sz w:val="21"/>
+        </w:rPr>
+        <w:t xml:space="preserve">will not see it. </w:t>
+      </w:r>
       <w:r>
         <w:rPr>
           <w:rFonts w:ascii="Georgia" w:hAnsi="Georgia" w:cs="Georgia" w:eastAsia="Georgia"/>
@@ -687,14 +652,8 @@
           <w:color w:val="1A1A1A"/>
           <w:sz w:val="21"/>
         </w:rPr>
-        <w:t>token counts, and the reranker has to be trained</w:t>
+        <w:t xml:space="preserve">token counts, and the reranker has to be trained </w:t>
       </w:r>
-    </w:p>
-    <w:p>
-      <w:pPr>
-        <w:spacing w:before="16" w:after="0" w:lineRule="exact" w:line="300"/>
-        <w:jc w:val="left"/>
-      </w:pPr>
       <w:r>
         <w:rPr>
           <w:rFonts w:ascii="Georgia" w:hAnsi="Georgia" w:cs="Georgia" w:eastAsia="Georgia"/>
@@ -718,7 +677,8 @@
     </w:p>
     <w:p>
       <w:pPr>
-        <w:spacing w:before="292" w:after="0" w:lineRule="exact" w:line="266"/>
+        <w:spacing w:before="502" w:after="0" w:lineRule="exact" w:line="266"/>
+        <w:ind w:left="12"/>
         <w:jc w:val="left"/>
       </w:pPr>
       <w:r>
@@ -735,7 +695,8 @@
     <w:p>
       <w:pPr>
         <w:spacing w:before="100" w:after="0" w:lineRule="exact" w:line="300"/>
-        <w:jc w:val="left"/>
+        <w:ind w:left="8"/>
+        <w:jc w:val="both"/>
       </w:pPr>
       <w:r>
         <w:rPr>
@@ -818,6 +779,7 @@
     <w:p>
       <w:pPr>
         <w:spacing w:before="34" w:after="0" w:lineRule="exact" w:line="240"/>
+        <w:ind w:left="12"/>
         <w:jc w:val="left"/>
       </w:pPr>
       <w:r>
@@ -845,7 +807,7 @@
       <w:type w:val="continuous"/>
       <w:pgSz w:w="12240" w:h="15840"/>
       <w:pgMar w:top="1342" w:right="2062" w:bottom="1440" w:left="1235" w:header="720" w:footer="720" w:gutter="0"/>
-      <w:cols w:num="2" w:space="456" w:equalWidth="1"/>
+      <w:cols w:num="2" w:space="436" w:equalWidth="1"/>
       <w:docGrid w:linePitch="360"/>
     </w:sectPr>
   </w:body>
